--- a/Meeting/Meeting_01_Minutes.docx
+++ b/Meeting/Meeting_01_Minutes.docx
@@ -4566,10 +4566,7 @@
       </w:r>
       <w:proofErr w:type="gramStart"/>
       <w:r>
-        <w:t xml:space="preserve">Meetings </w:t>
-      </w:r>
-      <w:r>
-        <w:t xml:space="preserve"> and</w:t>
+        <w:t>Meetings  and</w:t>
       </w:r>
       <w:proofErr w:type="gramEnd"/>
       <w:r>
@@ -4832,7 +4829,11 @@
         </w:tc>
       </w:tr>
     </w:tbl>
-    <w:p/>
+    <w:p>
+      <w:r>
+        <w:t xml:space="preserve"> </w:t>
+      </w:r>
+    </w:p>
     <w:sectPr>
       <w:pgSz w:w="11906" w:h="16838"/>
       <w:pgMar w:top="1080" w:right="1080" w:bottom="1080" w:left="1080" w:header="708" w:footer="708" w:gutter="0"/>
